--- a/문서/기관별/질의서_콘텐츠산업과.docx
+++ b/문서/기관별/질의서_콘텐츠산업과.docx
@@ -44,7 +44,7 @@
           <w:color w:val="6B7280"/>
           <w:sz w:val="20"/>
         </w:rPr>
-        <w:t>2026년 행정사무감사 · 작성 2026. 09. 18.</w:t>
+        <w:t>2026년 행정사무감사 · 작성 2026. 09. 23.</w:t>
       </w:r>
     </w:p>
     <w:p>
@@ -462,6 +462,62 @@
     </w:p>
     <w:p>
       <w:pPr>
+        <w:spacing w:after="20" w:before="0" w:line="324" w:lineRule="auto"/>
+        <w:ind w:left="113"/>
+      </w:pPr>
+      <w:r>
+        <w:rPr>
+          <w:rFonts w:ascii="맑은 고딕" w:hAnsi="맑은 고딕" w:eastAsia="맑은 고딕"/>
+          <w:b/>
+          <w:sz w:val="21"/>
+        </w:rPr>
+        <w:t xml:space="preserve">6. </w:t>
+      </w:r>
+      <w:r>
+        <w:rPr>
+          <w:rFonts w:ascii="맑은 고딕" w:hAnsi="맑은 고딕" w:eastAsia="맑은 고딕"/>
+          <w:b/>
+          <w:sz w:val="21"/>
+        </w:rPr>
+        <w:t>웹툰페어 성과 확대</w:t>
+      </w:r>
+    </w:p>
+    <w:p>
+      <w:pPr>
+        <w:spacing w:after="20" w:before="0" w:line="324" w:lineRule="auto"/>
+        <w:ind w:left="454"/>
+      </w:pPr>
+      <w:r>
+        <w:rPr>
+          <w:rFonts w:ascii="맑은 고딕" w:hAnsi="맑은 고딕" w:eastAsia="맑은 고딕"/>
+          <w:b w:val="0"/>
+          <w:sz w:val="21"/>
+        </w:rPr>
+        <w:t>2026 경기국제웹툰페어가 B2B 전환 첫해 2,280만 달러 수출상담(전년대비 430만 달러 증가)이라는 역대 최대 성과를 냈습니다. 성과를 이끈 요인은 무엇이며, 이를 내년도에 어떻게 확대·발전시킬 계획입니까?</w:t>
+      </w:r>
+    </w:p>
+    <w:p>
+      <w:pPr>
+        <w:spacing w:after="0" w:before="0" w:line="324" w:lineRule="auto"/>
+        <w:ind w:left="454"/>
+      </w:pPr>
+      <w:r>
+        <w:rPr>
+          <w:rFonts w:ascii="맑은 고딕" w:hAnsi="맑은 고딕" w:eastAsia="맑은 고딕"/>
+          <w:b w:val="0"/>
+          <w:color w:val="6B7280"/>
+          <w:sz w:val="19"/>
+        </w:rPr>
+        <w:t>· 배경: 2026.9.22~23 다수 보도(역대 최대 실적)</w:t>
+      </w:r>
+    </w:p>
+    <w:p>
+      <w:pPr>
+        <w:spacing w:after="60" w:before="0" w:line="324" w:lineRule="auto"/>
+      </w:pPr>
+    </w:p>
+    <w:p>
+      <w:pPr>
         <w:spacing w:after="40" w:before="0" w:line="324" w:lineRule="auto"/>
       </w:pPr>
       <w:r>

--- a/문서/기관별/질의서_콘텐츠산업과.docx
+++ b/문서/기관별/질의서_콘텐츠산업과.docx
@@ -44,7 +44,7 @@
           <w:color w:val="6B7280"/>
           <w:sz w:val="20"/>
         </w:rPr>
-        <w:t>2026년 행정사무감사 · 작성 2026. 09. 23.</w:t>
+        <w:t>2026년 행정사무감사 · 작성 2026. 09. 28.</w:t>
       </w:r>
     </w:p>
     <w:p>

--- a/문서/기관별/질의서_콘텐츠산업과.docx
+++ b/문서/기관별/질의서_콘텐츠산업과.docx
@@ -44,7 +44,7 @@
           <w:color w:val="6B7280"/>
           <w:sz w:val="20"/>
         </w:rPr>
-        <w:t>2026년 행정사무감사 · 작성 2026. 09. 28.</w:t>
+        <w:t>2026년 행정사무감사 · 작성 2026. 10. 01.</w:t>
       </w:r>
     </w:p>
     <w:p>

--- a/문서/기관별/질의서_콘텐츠산업과.docx
+++ b/문서/기관별/질의서_콘텐츠산업과.docx
@@ -44,7 +44,7 @@
           <w:color w:val="6B7280"/>
           <w:sz w:val="20"/>
         </w:rPr>
-        <w:t>2026년 행정사무감사 · 작성 2026. 10. 01.</w:t>
+        <w:t>2026년 행정사무감사 · 작성 2026. 10. 02.</w:t>
       </w:r>
     </w:p>
     <w:p>
@@ -518,6 +518,77 @@
     </w:p>
     <w:p>
       <w:pPr>
+        <w:spacing w:after="20" w:before="0" w:line="324" w:lineRule="auto"/>
+        <w:ind w:left="113"/>
+      </w:pPr>
+      <w:r>
+        <w:rPr>
+          <w:rFonts w:ascii="맑은 고딕" w:hAnsi="맑은 고딕" w:eastAsia="맑은 고딕"/>
+          <w:b/>
+          <w:sz w:val="21"/>
+        </w:rPr>
+        <w:t xml:space="preserve">7. </w:t>
+      </w:r>
+      <w:r>
+        <w:rPr>
+          <w:rFonts w:ascii="맑은 고딕" w:hAnsi="맑은 고딕" w:eastAsia="맑은 고딕"/>
+          <w:b/>
+          <w:sz w:val="21"/>
+        </w:rPr>
+        <w:t>도내 국제영화제 지원체계(다년도 지원)</w:t>
+      </w:r>
+    </w:p>
+    <w:p>
+      <w:pPr>
+        <w:spacing w:after="20" w:before="0" w:line="324" w:lineRule="auto"/>
+        <w:ind w:left="454"/>
+      </w:pPr>
+      <w:r>
+        <w:rPr>
+          <w:rFonts w:ascii="맑은 고딕" w:hAnsi="맑은 고딕" w:eastAsia="맑은 고딕"/>
+          <w:b w:val="0"/>
+          <w:sz w:val="21"/>
+        </w:rPr>
+        <w:t>부천시정연구원 포럼에서 국제영화제 지원을 다년도 지원제와 독립 정책영역으로 바꾸자는 제안이 나왔습니다. 경기도는 DMZ국제다큐영화제와 부천국제판타스틱영화제 등 도내 국제영화제에 어떤 기준으로 도비를 지원하고 있으며, 해마다 금액이 바뀌는 단년도 방식 대신 성과평가에 연동한 다년도 협약을 검토한 적이 있습니까?</w:t>
+      </w:r>
+    </w:p>
+    <w:p>
+      <w:pPr>
+        <w:spacing w:after="0" w:before="0" w:line="324" w:lineRule="auto"/>
+        <w:ind w:left="454"/>
+      </w:pPr>
+      <w:r>
+        <w:rPr>
+          <w:rFonts w:ascii="맑은 고딕" w:hAnsi="맑은 고딕" w:eastAsia="맑은 고딕"/>
+          <w:b w:val="0"/>
+          <w:color w:val="6B7280"/>
+          <w:sz w:val="19"/>
+        </w:rPr>
+        <w:t>· 배경: 웹이코노미 2026.10.1 ‘부천시정연구원, 국제영화제 지원제도 대전환 방향 제시’(부천 미래정책포럼 2026), DMZ영화제 도비 21.1% 감액</w:t>
+      </w:r>
+    </w:p>
+    <w:p>
+      <w:pPr>
+        <w:spacing w:after="0" w:before="0" w:line="324" w:lineRule="auto"/>
+        <w:ind w:left="454"/>
+      </w:pPr>
+      <w:r>
+        <w:rPr>
+          <w:rFonts w:ascii="맑은 고딕" w:hAnsi="맑은 고딕" w:eastAsia="맑은 고딕"/>
+          <w:b w:val="0"/>
+          <w:color w:val="6B7280"/>
+          <w:sz w:val="19"/>
+        </w:rPr>
+        <w:t>· 관련 자료요구: 콘텐츠-5</w:t>
+      </w:r>
+    </w:p>
+    <w:p>
+      <w:pPr>
+        <w:spacing w:after="60" w:before="0" w:line="324" w:lineRule="auto"/>
+      </w:pPr>
+    </w:p>
+    <w:p>
+      <w:pPr>
         <w:spacing w:after="40" w:before="0" w:line="324" w:lineRule="auto"/>
       </w:pPr>
       <w:r>
@@ -725,6 +796,53 @@
           <w:sz w:val="20"/>
         </w:rPr>
         <w:t>- 운영 주체·운영비 계획</w:t>
+      </w:r>
+    </w:p>
+    <w:p>
+      <w:pPr>
+        <w:spacing w:after="40" w:before="0" w:line="324" w:lineRule="auto"/>
+      </w:pPr>
+    </w:p>
+    <w:p>
+      <w:pPr>
+        <w:spacing w:after="0" w:before="0" w:line="324" w:lineRule="auto"/>
+        <w:ind w:left="113"/>
+      </w:pPr>
+      <w:r>
+        <w:rPr>
+          <w:rFonts w:ascii="맑은 고딕" w:hAnsi="맑은 고딕" w:eastAsia="맑은 고딕"/>
+          <w:b/>
+          <w:sz w:val="21"/>
+        </w:rPr>
+        <w:t>[콘텐츠-5] ∘ 도내 국제영화제 도비 지원 현황(2022~2027 계획)</w:t>
+      </w:r>
+    </w:p>
+    <w:p>
+      <w:pPr>
+        <w:spacing w:after="0" w:before="0" w:line="324" w:lineRule="auto"/>
+        <w:ind w:left="510"/>
+      </w:pPr>
+      <w:r>
+        <w:rPr>
+          <w:rFonts w:ascii="맑은 고딕" w:hAnsi="맑은 고딕" w:eastAsia="맑은 고딕"/>
+          <w:b w:val="0"/>
+          <w:sz w:val="20"/>
+        </w:rPr>
+        <w:t>- 영화제별 도비·국비·시군비 연도별 금액</w:t>
+      </w:r>
+    </w:p>
+    <w:p>
+      <w:pPr>
+        <w:spacing w:after="0" w:before="0" w:line="324" w:lineRule="auto"/>
+        <w:ind w:left="510"/>
+      </w:pPr>
+      <w:r>
+        <w:rPr>
+          <w:rFonts w:ascii="맑은 고딕" w:hAnsi="맑은 고딕" w:eastAsia="맑은 고딕"/>
+          <w:b w:val="0"/>
+          <w:sz w:val="20"/>
+        </w:rPr>
+        <w:t>- 지원 기준·성과평가 방식, 협약 기간</w:t>
       </w:r>
     </w:p>
     <w:p>

--- a/문서/기관별/질의서_콘텐츠산업과.docx
+++ b/문서/기관별/질의서_콘텐츠산업과.docx
@@ -44,7 +44,7 @@
           <w:color w:val="6B7280"/>
           <w:sz w:val="20"/>
         </w:rPr>
-        <w:t>2026년 행정사무감사 · 작성 2026. 10. 02.</w:t>
+        <w:t>2026년 행정사무감사 · 작성 2026. 10. 19.</w:t>
       </w:r>
     </w:p>
     <w:p>
@@ -589,6 +589,77 @@
     </w:p>
     <w:p>
       <w:pPr>
+        <w:spacing w:after="20" w:before="0" w:line="324" w:lineRule="auto"/>
+        <w:ind w:left="113"/>
+      </w:pPr>
+      <w:r>
+        <w:rPr>
+          <w:rFonts w:ascii="맑은 고딕" w:hAnsi="맑은 고딕" w:eastAsia="맑은 고딕"/>
+          <w:b/>
+          <w:sz w:val="21"/>
+        </w:rPr>
+        <w:t xml:space="preserve">8. </w:t>
+      </w:r>
+      <w:r>
+        <w:rPr>
+          <w:rFonts w:ascii="맑은 고딕" w:hAnsi="맑은 고딕" w:eastAsia="맑은 고딕"/>
+          <w:b/>
+          <w:sz w:val="21"/>
+        </w:rPr>
+        <w:t>도 제작지원 콘텐츠의 저작권·수익배분 조건</w:t>
+      </w:r>
+    </w:p>
+    <w:p>
+      <w:pPr>
+        <w:spacing w:after="20" w:before="0" w:line="324" w:lineRule="auto"/>
+        <w:ind w:left="454"/>
+      </w:pPr>
+      <w:r>
+        <w:rPr>
+          <w:rFonts w:ascii="맑은 고딕" w:hAnsi="맑은 고딕" w:eastAsia="맑은 고딕"/>
+          <w:b w:val="0"/>
+          <w:sz w:val="21"/>
+        </w:rPr>
+        <w:t>넷플릭스가 국내 매출의 81%를 본사로 보내 K-콘텐츠 수익배분 논란이 커지고 있습니다. 도와 경기콘텐츠진흥원이 제작비를 지원한 콘텐츠는 저작권과 수익배분을 어떻게 정하고 있습니까? 플랫폼에 IP가 귀속되는 계약이 몇 건이고, 지원금 회수나 수익 공유 조항을 두고 있습니까?</w:t>
+      </w:r>
+    </w:p>
+    <w:p>
+      <w:pPr>
+        <w:spacing w:after="0" w:before="0" w:line="324" w:lineRule="auto"/>
+        <w:ind w:left="454"/>
+      </w:pPr>
+      <w:r>
+        <w:rPr>
+          <w:rFonts w:ascii="맑은 고딕" w:hAnsi="맑은 고딕" w:eastAsia="맑은 고딕"/>
+          <w:b w:val="0"/>
+          <w:color w:val="6B7280"/>
+          <w:sz w:val="19"/>
+        </w:rPr>
+        <w:t>· 배경: 넷플릭스 K-콘텐츠 수익배분 논란 보도(2026.10.15)</w:t>
+      </w:r>
+    </w:p>
+    <w:p>
+      <w:pPr>
+        <w:spacing w:after="0" w:before="0" w:line="324" w:lineRule="auto"/>
+        <w:ind w:left="454"/>
+      </w:pPr>
+      <w:r>
+        <w:rPr>
+          <w:rFonts w:ascii="맑은 고딕" w:hAnsi="맑은 고딕" w:eastAsia="맑은 고딕"/>
+          <w:b w:val="0"/>
+          <w:color w:val="6B7280"/>
+          <w:sz w:val="19"/>
+        </w:rPr>
+        <w:t>· 관련 자료요구: 콘텐츠-6</w:t>
+      </w:r>
+    </w:p>
+    <w:p>
+      <w:pPr>
+        <w:spacing w:after="60" w:before="0" w:line="324" w:lineRule="auto"/>
+      </w:pPr>
+    </w:p>
+    <w:p>
+      <w:pPr>
         <w:spacing w:after="40" w:before="0" w:line="324" w:lineRule="auto"/>
       </w:pPr>
       <w:r>
@@ -843,6 +914,81 @@
           <w:sz w:val="20"/>
         </w:rPr>
         <w:t>- 지원 기준·성과평가 방식, 협약 기간</w:t>
+      </w:r>
+    </w:p>
+    <w:p>
+      <w:pPr>
+        <w:spacing w:after="40" w:before="0" w:line="324" w:lineRule="auto"/>
+      </w:pPr>
+    </w:p>
+    <w:p>
+      <w:pPr>
+        <w:spacing w:after="0" w:before="0" w:line="324" w:lineRule="auto"/>
+        <w:ind w:left="113"/>
+      </w:pPr>
+      <w:r>
+        <w:rPr>
+          <w:rFonts w:ascii="맑은 고딕" w:hAnsi="맑은 고딕" w:eastAsia="맑은 고딕"/>
+          <w:b/>
+          <w:sz w:val="21"/>
+        </w:rPr>
+        <w:t>[콘텐츠-6] ∘ 도 지원 콘텐츠의 저작권·수익배분 조건 (2024~2026. 10.)</w:t>
+      </w:r>
+    </w:p>
+    <w:p>
+      <w:pPr>
+        <w:spacing w:after="0" w:before="0" w:line="324" w:lineRule="auto"/>
+        <w:ind w:left="510"/>
+      </w:pPr>
+      <w:r>
+        <w:rPr>
+          <w:rFonts w:ascii="맑은 고딕" w:hAnsi="맑은 고딕" w:eastAsia="맑은 고딕"/>
+          <w:b w:val="0"/>
+          <w:sz w:val="20"/>
+        </w:rPr>
+        <w:t>- 제작지원 사업별 협약서상 저작권 귀속과 수익배분 조항</w:t>
+      </w:r>
+    </w:p>
+    <w:p>
+      <w:pPr>
+        <w:spacing w:after="0" w:before="0" w:line="324" w:lineRule="auto"/>
+        <w:ind w:left="510"/>
+      </w:pPr>
+      <w:r>
+        <w:rPr>
+          <w:rFonts w:ascii="맑은 고딕" w:hAnsi="맑은 고딕" w:eastAsia="맑은 고딕"/>
+          <w:b w:val="0"/>
+          <w:sz w:val="20"/>
+        </w:rPr>
+        <w:t>- 플랫폼(OTT 등)에 IP가 귀속된 사업 건수와 지원금 규모</w:t>
+      </w:r>
+    </w:p>
+    <w:p>
+      <w:pPr>
+        <w:spacing w:after="0" w:before="0" w:line="324" w:lineRule="auto"/>
+        <w:ind w:left="510"/>
+      </w:pPr>
+      <w:r>
+        <w:rPr>
+          <w:rFonts w:ascii="맑은 고딕" w:hAnsi="맑은 고딕" w:eastAsia="맑은 고딕"/>
+          <w:b w:val="0"/>
+          <w:sz w:val="20"/>
+        </w:rPr>
+        <w:t>- 수익 발생 시 도·진흥원 환수 또는 재투자 실적</w:t>
+      </w:r>
+    </w:p>
+    <w:p>
+      <w:pPr>
+        <w:spacing w:after="0" w:before="0" w:line="324" w:lineRule="auto"/>
+        <w:ind w:left="510"/>
+      </w:pPr>
+      <w:r>
+        <w:rPr>
+          <w:rFonts w:ascii="맑은 고딕" w:hAnsi="맑은 고딕" w:eastAsia="맑은 고딕"/>
+          <w:b w:val="0"/>
+          <w:sz w:val="20"/>
+        </w:rPr>
+        <w:t>- 창작자 권리 보호를 위한 표준계약서 사용 여부와 점검 결과</w:t>
       </w:r>
     </w:p>
     <w:p>
